--- a/プログラム設計書.docx
+++ b/プログラム設計書.docx
@@ -42,21 +42,6 @@
           <w:szCs w:val="21"/>
         </w:rPr>
       </w:pPr>
-      <w:r>
-        <w:rPr>
-          <w:rFonts w:hint="eastAsia"/>
-          <w:szCs w:val="21"/>
-        </w:rPr>
-        <w:t>2442029</w:t>
-      </w:r>
-    </w:p>
-    <w:p>
-      <w:pPr>
-        <w:jc w:val="right"/>
-        <w:rPr>
-          <w:szCs w:val="21"/>
-        </w:rPr>
-      </w:pPr>
     </w:p>
     <w:p>
       <w:pPr>
@@ -687,6 +672,7 @@
           <w:bCs/>
           <w:szCs w:val="21"/>
         </w:rPr>
+        <w:lastRenderedPageBreak/>
         <w:t>void ClearEnemy</w:t>
       </w:r>
       <w:r>
@@ -1428,7 +1414,6 @@
           <w:iCs/>
           <w:szCs w:val="21"/>
         </w:rPr>
-        <w:lastRenderedPageBreak/>
         <w:t>SCORE</w:t>
       </w:r>
       <w:r>
